--- a/SET_440.01-0/protocol_SET_440.01-0.docx
+++ b/SET_440.01-0/protocol_SET_440.01-0.docx
@@ -11455,7 +11455,7 @@
     </w:lvl>
   </w:abstractNum>
   <w:abstractNum w:abstractNumId="40">
-    <w:nsid w:val="0437EDC7"/>
+    <w:nsid w:val="009DF808"/>
     <w:multiLevelType w:val="multilevel"/>
     <w:lvl w:ilvl="0">
       <w:numFmt w:val="bullet"/>
